--- a/server/templates/library/supported-independent-living-policy/template.docx
+++ b/server/templates/library/supported-independent-living-policy/template.docx
@@ -5299,7 +5299,7 @@
               <w:szCs w:val="16"/>
               <w:rtl w:val="0"/>
             </w:rPr>
-            <w:t>The Board of Spring 2 Health Pty Ltd</w:t>
+            <w:t>The Board of {org.legal_name}</w:t>
           </w:r>
         </w:p>
       </w:tc>
@@ -5721,7 +5721,7 @@
         <w:szCs w:val="28"/>
         <w:rtl w:val="0"/>
       </w:rPr>
-      <w:t>Spring 2 Health ABN 71 665 820 986</w:t>
+      <w:t>{org.name} ABN {org.abn}</w:t>
     </w:r>
   </w:p>
   <w:p>

--- a/server/templates/library/supported-independent-living-policy/template.docx
+++ b/server/templates/library/supported-independent-living-policy/template.docx
@@ -5610,6 +5610,15 @@
 <w:hdr xmlns:mc="http://schemas.openxmlformats.org/markup-compatibility/2006" xmlns:o="urn:schemas-microsoft-com:office:office" xmlns:r="http://schemas.openxmlformats.org/officeDocument/2006/relationships" xmlns:m="http://schemas.openxmlformats.org/officeDocument/2006/math" xmlns:v="urn:schemas-microsoft-com:vml" xmlns:wp="http://schemas.openxmlformats.org/drawingml/2006/wordprocessingDrawing" xmlns:w10="urn:schemas-microsoft-com:office:word" xmlns:w="http://schemas.openxmlformats.org/wordprocessingml/2006/main" xmlns:wne="http://schemas.microsoft.com/office/word/2006/wordml" xmlns:sl="http://schemas.openxmlformats.org/schemaLibrary/2006/main" xmlns:a="http://schemas.openxmlformats.org/drawingml/2006/main" xmlns:pic="http://schemas.openxmlformats.org/drawingml/2006/picture" xmlns:c="http://schemas.openxmlformats.org/drawingml/2006/chart" xmlns:lc="http://schemas.openxmlformats.org/drawingml/2006/lockedCanvas" xmlns:dgm="http://schemas.openxmlformats.org/drawingml/2006/diagram" xmlns:wps="http://schemas.microsoft.com/office/word/2010/wordprocessingShape" xmlns:wpg="http://schemas.microsoft.com/office/word/2010/wordprocessingGroup" xmlns:w14="http://schemas.microsoft.com/office/word/2010/wordml" xmlns:w15="http://schemas.microsoft.com/office/word/2012/wordml">
   <w:p>
     <w:pPr>
+      <w:spacing w:before="0" w:after="80"/>
+      <w:jc w:val="left"/>
+    </w:pPr>
+    <w:r>
+      <w:t xml:space="preserve">{%org_logo}</w:t>
+    </w:r>
+  </w:p>
+  <w:p>
+    <w:pPr>
       <w:pageBreakBefore w:val="0"/>
       <w:pBdr>
         <w:top w:space="0" w:sz="0" w:val="nil"/>
@@ -5676,6 +5685,15 @@
 <w:hdr xmlns:mc="http://schemas.openxmlformats.org/markup-compatibility/2006" xmlns:o="urn:schemas-microsoft-com:office:office" xmlns:r="http://schemas.openxmlformats.org/officeDocument/2006/relationships" xmlns:m="http://schemas.openxmlformats.org/officeDocument/2006/math" xmlns:v="urn:schemas-microsoft-com:vml" xmlns:wp="http://schemas.openxmlformats.org/drawingml/2006/wordprocessingDrawing" xmlns:w10="urn:schemas-microsoft-com:office:word" xmlns:w="http://schemas.openxmlformats.org/wordprocessingml/2006/main" xmlns:wne="http://schemas.microsoft.com/office/word/2006/wordml" xmlns:sl="http://schemas.openxmlformats.org/schemaLibrary/2006/main" xmlns:a="http://schemas.openxmlformats.org/drawingml/2006/main" xmlns:pic="http://schemas.openxmlformats.org/drawingml/2006/picture" xmlns:c="http://schemas.openxmlformats.org/drawingml/2006/chart" xmlns:lc="http://schemas.openxmlformats.org/drawingml/2006/lockedCanvas" xmlns:dgm="http://schemas.openxmlformats.org/drawingml/2006/diagram" xmlns:wps="http://schemas.microsoft.com/office/word/2010/wordprocessingShape" xmlns:wpg="http://schemas.microsoft.com/office/word/2010/wordprocessingGroup" xmlns:w14="http://schemas.microsoft.com/office/word/2010/wordml" xmlns:w15="http://schemas.microsoft.com/office/word/2012/wordml">
   <w:p>
     <w:pPr>
+      <w:spacing w:before="0" w:after="80"/>
+      <w:jc w:val="left"/>
+    </w:pPr>
+    <w:r>
+      <w:t xml:space="preserve">{%org_logo}</w:t>
+    </w:r>
+  </w:p>
+  <w:p>
+    <w:pPr>
       <w:pageBreakBefore w:val="0"/>
       <w:pBdr>
         <w:top w:space="0" w:sz="0" w:val="nil"/>
@@ -5704,6 +5722,15 @@
 
 <file path=word/header3.xml><?xml version="1.0" encoding="utf-8"?>
 <w:hdr xmlns:mc="http://schemas.openxmlformats.org/markup-compatibility/2006" xmlns:o="urn:schemas-microsoft-com:office:office" xmlns:r="http://schemas.openxmlformats.org/officeDocument/2006/relationships" xmlns:m="http://schemas.openxmlformats.org/officeDocument/2006/math" xmlns:v="urn:schemas-microsoft-com:vml" xmlns:wp="http://schemas.openxmlformats.org/drawingml/2006/wordprocessingDrawing" xmlns:w10="urn:schemas-microsoft-com:office:word" xmlns:w="http://schemas.openxmlformats.org/wordprocessingml/2006/main" xmlns:wne="http://schemas.microsoft.com/office/word/2006/wordml" xmlns:sl="http://schemas.openxmlformats.org/schemaLibrary/2006/main" xmlns:a="http://schemas.openxmlformats.org/drawingml/2006/main" xmlns:pic="http://schemas.openxmlformats.org/drawingml/2006/picture" xmlns:c="http://schemas.openxmlformats.org/drawingml/2006/chart" xmlns:lc="http://schemas.openxmlformats.org/drawingml/2006/lockedCanvas" xmlns:dgm="http://schemas.openxmlformats.org/drawingml/2006/diagram" xmlns:wps="http://schemas.microsoft.com/office/word/2010/wordprocessingShape" xmlns:wpg="http://schemas.microsoft.com/office/word/2010/wordprocessingGroup" xmlns:w14="http://schemas.microsoft.com/office/word/2010/wordml" xmlns:w15="http://schemas.microsoft.com/office/word/2012/wordml">
+  <w:p>
+    <w:pPr>
+      <w:spacing w:before="0" w:after="80"/>
+      <w:jc w:val="left"/>
+    </w:pPr>
+    <w:r>
+      <w:t xml:space="preserve">{%org_logo}</w:t>
+    </w:r>
+  </w:p>
   <w:p>
     <w:pPr>
       <w:pageBreakBefore w:val="0"/>

--- a/server/templates/library/supported-independent-living-policy/template.docx
+++ b/server/templates/library/supported-independent-living-policy/template.docx
@@ -121,11 +121,6 @@
         </w:rPr>
         <w:t>Where {org.name} delivers supported independent living supports to Clients, documented arrangements are in place with each participant and each specialist disability accommodation provider.</w:t>
       </w:r>
-      <w:r>
-        <w:rPr>
-          <w:rtl w:val="0"/>
-        </w:rPr>
-      </w:r>
     </w:p>
     <w:p>
       <w:pPr>
@@ -168,24 +163,7 @@
         <w:rPr>
           <w:rtl w:val="0"/>
         </w:rPr>
-        <w:t xml:space="preserve">In this regard, {org.name} aims to demonstrate the following quality indicators through the application of this Policy and the relevant systems, procedures, workflows and other strategies referred to in this Policy and the Related </w:t>
-      </w:r>
-      <w:r>
-        <w:rPr>
-          <w:rtl w:val="0"/>
-        </w:rPr>
-        <w:t>Documentation</w:t>
-      </w:r>
-      <w:r>
-        <w:rPr>
-          <w:rtl w:val="0"/>
-        </w:rPr>
-        <w:t>:</w:t>
-      </w:r>
-      <w:r>
-        <w:rPr>
-          <w:rtl w:val="0"/>
-        </w:rPr>
+        <w:t xml:space="preserve">In this regard, {org.name} aims to demonstrate the following quality indicators through the application of this Policy and the relevant systems, procedures, workflows and other strategies referred to in this Policy and the Related Documentation:</w:t>
       </w:r>
     </w:p>
     <w:p>
@@ -336,11 +314,6 @@
           <w:rtl w:val="0"/>
         </w:rPr>
         <w:t>how behaviours of concern which may put tenancies at risk will be managed, if this is a relevant issue for the participant.</w:t>
-      </w:r>
-      <w:r>
-        <w:rPr>
-          <w:rtl w:val="0"/>
-        </w:rPr>
       </w:r>
     </w:p>
     <w:p>
@@ -492,21 +465,7 @@
           <w:color w:val="000000"/>
           <w:rtl w:val="0"/>
         </w:rPr>
-        <w:t xml:space="preserve"> is supported in part by and should be read alongside the Policies and Procedures and related documentation corresponding to this Policy in the Policy </w:t>
-      </w:r>
-      <w:r>
-        <w:rPr>
-          <w:color w:val="000000"/>
-          <w:rtl w:val="0"/>
-        </w:rPr>
-        <w:t>Register</w:t>
-      </w:r>
-      <w:r>
-        <w:rPr>
-          <w:color w:val="000000"/>
-          <w:rtl w:val="0"/>
-        </w:rPr>
-        <w:t>.</w:t>
+        <w:t xml:space="preserve"> is supported in part by and should be read alongside the Policies and Procedures and related documentation corresponding to this Policy in the Policy Register.</w:t>
       </w:r>
     </w:p>
     <w:p>
@@ -932,13 +891,7 @@
         <w:rPr>
           <w:rtl w:val="0"/>
         </w:rPr>
-        <w:t>{org.name}</w:t>
-      </w:r>
-      <w:r>
-        <w:rPr>
-          <w:rtl w:val="0"/>
-        </w:rPr>
-        <w:t xml:space="preserve"> is committed to collaborating with a Client that is over 18 years of age and is thinking about receiving Supported Independent Living (</w:t>
+        <w:t xml:space="preserve">{org.name} is committed to collaborating with a Client that is over 18 years of age and is thinking about receiving Supported Independent Living (</w:t>
       </w:r>
       <w:r>
         <w:rPr>
@@ -967,13 +920,7 @@
         <w:rPr>
           <w:rtl w:val="0"/>
         </w:rPr>
-        <w:t xml:space="preserve"> should be provided</w:t>
-      </w:r>
-      <w:r>
-        <w:rPr>
-          <w:rtl w:val="0"/>
-        </w:rPr>
-        <w:t xml:space="preserve">. </w:t>
+        <w:t xml:space="preserve"> should be provided. </w:t>
       </w:r>
     </w:p>
     <w:p>
@@ -5072,12 +5019,7 @@
         <w:rPr>
           <w:rtl w:val="0"/>
         </w:rPr>
-        <w:t>The Board of {org.legal_name}</w:t>
-      </w:r>
-      <w:r>
-        <w:rPr>
-          <w:rtl w:val="0"/>
-        </w:rPr>
+        <w:t>{org.signatory.name}, Director of {org.legal_name}</w:t>
       </w:r>
     </w:p>
     <w:p>

--- a/server/templates/library/supported-independent-living-policy/template.docx
+++ b/server/templates/library/supported-independent-living-policy/template.docx
@@ -121,6 +121,11 @@
         </w:rPr>
         <w:t>Where {org.name} delivers supported independent living supports to Clients, documented arrangements are in place with each participant and each specialist disability accommodation provider.</w:t>
       </w:r>
+      <w:r>
+        <w:rPr>
+          <w:rtl w:val="0"/>
+        </w:rPr>
+      </w:r>
     </w:p>
     <w:p>
       <w:pPr>
@@ -163,7 +168,24 @@
         <w:rPr>
           <w:rtl w:val="0"/>
         </w:rPr>
-        <w:t xml:space="preserve">In this regard, {org.name} aims to demonstrate the following quality indicators through the application of this Policy and the relevant systems, procedures, workflows and other strategies referred to in this Policy and the Related Documentation:</w:t>
+        <w:t xml:space="preserve">In this regard, {org.name} aims to demonstrate the following quality indicators through the application of this Policy and the relevant systems, procedures, workflows and other strategies referred to in this Policy and the Related </w:t>
+      </w:r>
+      <w:r>
+        <w:rPr>
+          <w:rtl w:val="0"/>
+        </w:rPr>
+        <w:t>Documentation</w:t>
+      </w:r>
+      <w:r>
+        <w:rPr>
+          <w:rtl w:val="0"/>
+        </w:rPr>
+        <w:t>:</w:t>
+      </w:r>
+      <w:r>
+        <w:rPr>
+          <w:rtl w:val="0"/>
+        </w:rPr>
       </w:r>
     </w:p>
     <w:p>
@@ -314,6 +336,11 @@
           <w:rtl w:val="0"/>
         </w:rPr>
         <w:t>how behaviours of concern which may put tenancies at risk will be managed, if this is a relevant issue for the participant.</w:t>
+      </w:r>
+      <w:r>
+        <w:rPr>
+          <w:rtl w:val="0"/>
+        </w:rPr>
       </w:r>
     </w:p>
     <w:p>
@@ -465,7 +492,21 @@
           <w:color w:val="000000"/>
           <w:rtl w:val="0"/>
         </w:rPr>
-        <w:t xml:space="preserve"> is supported in part by and should be read alongside the Policies and Procedures and related documentation corresponding to this Policy in the Policy Register.</w:t>
+        <w:t xml:space="preserve"> is supported in part by and should be read alongside the Policies and Procedures and related documentation corresponding to this Policy in the Policy </w:t>
+      </w:r>
+      <w:r>
+        <w:rPr>
+          <w:color w:val="000000"/>
+          <w:rtl w:val="0"/>
+        </w:rPr>
+        <w:t>Register</w:t>
+      </w:r>
+      <w:r>
+        <w:rPr>
+          <w:color w:val="000000"/>
+          <w:rtl w:val="0"/>
+        </w:rPr>
+        <w:t>.</w:t>
       </w:r>
     </w:p>
     <w:p>
@@ -891,7 +932,13 @@
         <w:rPr>
           <w:rtl w:val="0"/>
         </w:rPr>
-        <w:t xml:space="preserve">{org.name} is committed to collaborating with a Client that is over 18 years of age and is thinking about receiving Supported Independent Living (</w:t>
+        <w:t>{org.name}</w:t>
+      </w:r>
+      <w:r>
+        <w:rPr>
+          <w:rtl w:val="0"/>
+        </w:rPr>
+        <w:t xml:space="preserve"> is committed to collaborating with a Client that is over 18 years of age and is thinking about receiving Supported Independent Living (</w:t>
       </w:r>
       <w:r>
         <w:rPr>
@@ -920,7 +967,13 @@
         <w:rPr>
           <w:rtl w:val="0"/>
         </w:rPr>
-        <w:t xml:space="preserve"> should be provided. </w:t>
+        <w:t xml:space="preserve"> should be provided</w:t>
+      </w:r>
+      <w:r>
+        <w:rPr>
+          <w:rtl w:val="0"/>
+        </w:rPr>
+        <w:t xml:space="preserve">. </w:t>
       </w:r>
     </w:p>
     <w:p>
@@ -5019,7 +5072,12 @@
         <w:rPr>
           <w:rtl w:val="0"/>
         </w:rPr>
-        <w:t>{org.signatory.name}, Director of {org.legal_name}</w:t>
+        <w:t>The Board of {org.legal_name}</w:t>
+      </w:r>
+      <w:r>
+        <w:rPr>
+          <w:rtl w:val="0"/>
+        </w:rPr>
       </w:r>
     </w:p>
     <w:p>
